--- a/AQI Final Project Report.docx
+++ b/AQI Final Project Report.docx
@@ -4190,7 +4190,7 @@
           <w:b/>
           <w:bCs/>
         </w:rPr>
-        <w:t>Next.js 15</w:t>
+        <w:t>Next.js 16</w:t>
       </w:r>
       <w:r>
         <w:t xml:space="preserve"> and deployed through </w:t>
@@ -4964,7 +4964,7 @@
               <w:pStyle w:val="Compact"/>
             </w:pPr>
             <w:r>
-              <w:t>Next.js 15</w:t>
+              <w:t>Next.js 16</w:t>
             </w:r>
           </w:p>
         </w:tc>
